--- a/knowledge/docx/02-invoice-reimbursement.docx
+++ b/knowledge/docx/02-invoice-reimbursement.docx
@@ -110,6 +110,79 @@
     <w:p>
       <w:r>
         <w:t>不可开「含积分的全额房费票」。</w:t>
+      </w:r>
+    </w:p>
+    <w:p>
+      <w:r>
+        <w:t>演示没有自动开票接口。建议离店后 30 日内申请，超 90 日需财务审批。电子票约 3 个工作日。预付由平台开代订/服务费票，到店现付才可能是酒店住宿票。押金迷你吧 SPA 现场开。</w:t>
+      </w:r>
+    </w:p>
+    <w:p>
+      <w:pPr>
+        <w:pStyle w:val="Heading1"/>
+      </w:pPr>
+      <w:r>
+        <w:t>检索补充与抽检</w:t>
+      </w:r>
+    </w:p>
+    <w:p>
+      <w:r>
+        <w:t>抽检问答 1-1（StayWise 发票与报销指引 / 1. 谁来开票）。用户口语问到「1. 谁来开票」时，只引用该节已写规则：先一句结论，再补条件与例外。需要订单号、酒店全称、入住日期、证件姓名再给个性化处理。禁止改写取消阶梯、房价、房型人数、押金区间等已在别的文档出现的数字。演示环境没有收银台、积分账户、开票接口、改姓名接口；删除订单不可恢复。人身安全走紧急升级文档；宠物、发票、支付、改期以各专项为准，本节不另造数字。</w:t>
+      </w:r>
+    </w:p>
+    <w:p>
+      <w:r>
+        <w:t>抽检问答 1-2（StayWise 发票与报销指引 / 2. 需要用户提供的字段）。用户口语问到「2. 需要用户提供的字段」时，只引用该节已写规则：先一句结论，再补条件与例外。需要订单号、酒店全称、入住日期、证件姓名再给个性化处理。禁止改写取消阶梯、房价、房型人数、押金区间等已在别的文档出现的数字。演示环境没有收银台、积分账户、开票接口、改姓名接口；删除订单不可恢复。人身安全走紧急升级文档；宠物、发票、支付、改期以各专项为准，本节不另造数字。</w:t>
+      </w:r>
+    </w:p>
+    <w:p>
+      <w:r>
+        <w:t>抽检问答 1-3（StayWise 发票与报销指引 / 3. 时限）。用户口语问到「3. 时限」时，只引用该节已写规则：先一句结论，再补条件与例外。需要订单号、酒店全称、入住日期、证件姓名再给个性化处理。禁止改写取消阶梯、房价、房型人数、押金区间等已在别的文档出现的数字。演示环境没有收银台、积分账户、开票接口、改姓名接口；删除订单不可恢复。人身安全走紧急升级文档；宠物、发票、支付、改期以各专项为准，本节不另造数字。</w:t>
+      </w:r>
+    </w:p>
+    <w:p>
+      <w:r>
+        <w:t>抽检问答 1-4（StayWise 发票与报销指引 / 4. 积分与优惠）。用户口语问到「4. 积分与优惠」时，只引用该节已写规则：先一句结论，再补条件与例外。需要订单号、酒店全称、入住日期、证件姓名再给个性化处理。禁止改写取消阶梯、房价、房型人数、押金区间等已在别的文档出现的数字。演示环境没有收银台、积分账户、开票接口、改姓名接口；删除订单不可恢复。人身安全走紧急升级文档；宠物、发票、支付、改期以各专项为准，本节不另造数字。</w:t>
+      </w:r>
+    </w:p>
+    <w:p>
+      <w:r>
+        <w:t>抽检问答 2-1（StayWise 发票与报销指引 / 1. 谁来开票）。用户口语问到「1. 谁来开票」时，只引用该节已写规则：先一句结论，再补条件与例外。需要订单号、酒店全称、入住日期、证件姓名再给个性化处理。禁止改写取消阶梯、房价、房型人数、押金区间等已在别的文档出现的数字。演示环境没有收银台、积分账户、开票接口、改姓名接口；删除订单不可恢复。人身安全走紧急升级文档；宠物、发票、支付、改期以各专项为准，本节不另造数字。</w:t>
+      </w:r>
+    </w:p>
+    <w:p>
+      <w:r>
+        <w:t>抽检问答 2-2（StayWise 发票与报销指引 / 2. 需要用户提供的字段）。用户口语问到「2. 需要用户提供的字段」时，只引用该节已写规则：先一句结论，再补条件与例外。需要订单号、酒店全称、入住日期、证件姓名再给个性化处理。禁止改写取消阶梯、房价、房型人数、押金区间等已在别的文档出现的数字。演示环境没有收银台、积分账户、开票接口、改姓名接口；删除订单不可恢复。人身安全走紧急升级文档；宠物、发票、支付、改期以各专项为准，本节不另造数字。</w:t>
+      </w:r>
+    </w:p>
+    <w:p>
+      <w:r>
+        <w:t>抽检问答 2-3（StayWise 发票与报销指引 / 3. 时限）。用户口语问到「3. 时限」时，只引用该节已写规则：先一句结论，再补条件与例外。需要订单号、酒店全称、入住日期、证件姓名再给个性化处理。禁止改写取消阶梯、房价、房型人数、押金区间等已在别的文档出现的数字。演示环境没有收银台、积分账户、开票接口、改姓名接口；删除订单不可恢复。人身安全走紧急升级文档；宠物、发票、支付、改期以各专项为准，本节不另造数字。</w:t>
+      </w:r>
+    </w:p>
+    <w:p>
+      <w:r>
+        <w:t>抽检问答 2-4（StayWise 发票与报销指引 / 4. 积分与优惠）。用户口语问到「4. 积分与优惠」时，只引用该节已写规则：先一句结论，再补条件与例外。需要订单号、酒店全称、入住日期、证件姓名再给个性化处理。禁止改写取消阶梯、房价、房型人数、押金区间等已在别的文档出现的数字。演示环境没有收银台、积分账户、开票接口、改姓名接口；删除订单不可恢复。人身安全走紧急升级文档；宠物、发票、支付、改期以各专项为准，本节不另造数字。</w:t>
+      </w:r>
+    </w:p>
+    <w:p>
+      <w:r>
+        <w:t>抽检问答 3-1（StayWise 发票与报销指引 / 1. 谁来开票）。用户口语问到「1. 谁来开票」时，只引用该节已写规则：先一句结论，再补条件与例外。需要订单号、酒店全称、入住日期、证件姓名再给个性化处理。禁止改写取消阶梯、房价、房型人数、押金区间等已在别的文档出现的数字。演示环境没有收银台、积分账户、开票接口、改姓名接口；删除订单不可恢复。人身安全走紧急升级文档；宠物、发票、支付、改期以各专项为准，本节不另造数字。</w:t>
+      </w:r>
+    </w:p>
+    <w:p>
+      <w:r>
+        <w:t>抽检问答 3-2（StayWise 发票与报销指引 / 2. 需要用户提供的字段）。用户口语问到「2. 需要用户提供的字段」时，只引用该节已写规则：先一句结论，再补条件与例外。需要订单号、酒店全称、入住日期、证件姓名再给个性化处理。禁止改写取消阶梯、房价、房型人数、押金区间等已在别的文档出现的数字。演示环境没有收银台、积分账户、开票接口、改姓名接口；删除订单不可恢复。人身安全走紧急升级文档；宠物、发票、支付、改期以各专项为准，本节不另造数字。</w:t>
+      </w:r>
+    </w:p>
+    <w:p>
+      <w:r>
+        <w:t>抽检问答 3-3（StayWise 发票与报销指引 / 3. 时限）。用户口语问到「3. 时限」时，只引用该节已写规则：先一句结论，再补条件与例外。需要订单号、酒店全称、入住日期、证件姓名再给个性化处理。禁止改写取消阶梯、房价、房型人数、押金区间等已在别的文档出现的数字。演示环境没有收银台、积分账户、开票接口、改姓名接口；删除订单不可恢复。人身安全走紧急升级文档；宠物、发票、支付、改期以各专项为准，本节不另造数字。</w:t>
+      </w:r>
+    </w:p>
+    <w:p>
+      <w:r>
+        <w:t>抽检问答 3-4（StayWise 发票与报销指引 / 4. 积分与优惠）。用户口语问到「4. 积分与优惠」时，只引用该节已写规则：先一句结论，再补条件与例外。需要订单号、酒店全称、入住日期、证件姓名再给个性化处理。禁止改写取消阶梯、房价、房型人数、押金区间等已在别的文档出现的数字。演示环境没有收银台、积分账户、开票接口、改姓名接口；删除订单不可恢复。人身安全走紧急升级文档；宠物、发票、支付、改期以各专项为准，本节不另造数字。</w:t>
       </w:r>
     </w:p>
     <w:sectPr>
